--- a/docs/专业程序设计报告-成员B-网络与工程化方向.docx
+++ b/docs/专业程序设计报告-成员B-网络与工程化方向.docx
@@ -9809,7 +9809,7 @@
           <w:b w:val="0"/>
           <w:sz w:val="24"/>
         </w:rPr>
-        <w:t>测试分三层：最底层是进程内的密码学与协议断言（28 项），中间层是端到端自动化脚本（5 项），最上层是手工功能、健壮性与安全专项用例。三层共 62 项，其中 57 项由程序自动判定，5 项属于“已实现但未构造真实攻击”的设计保证项，在下图中以不同颜色区分，以免夸大结论。</w:t>
+        <w:t>测试分三层：最底层是进程内的密码学与协议断言（28 项），中间层是端到端自动化脚本（5 项），最上层是手工功能、健壮性与安全专项用例。三层共 62 项，其中 58 项的实测结果与预期一致，4 项属于“已实现但未构造真实攻击”的设计保证项（并发会话仲裁、同时握手仲裁、僵尸连接回收、指纹变化阻断），在下图中以不同颜色区分，以免夸大结论。</w:t>
       </w:r>
     </w:p>
     <w:p>

--- a/docs/专业程序设计报告-成员B-网络与工程化方向.docx
+++ b/docs/专业程序设计报告-成员B-网络与工程化方向.docx
@@ -1194,7 +1194,7 @@
       <w:r>
         <w:drawing>
           <wp:inline xmlns:a="http://schemas.openxmlformats.org/drawingml/2006/main" xmlns:pic="http://schemas.openxmlformats.org/drawingml/2006/picture">
-            <wp:extent cx="4536000" cy="2929500"/>
+            <wp:extent cx="5256000" cy="3393376"/>
             <wp:docPr id="1" name="Picture 1"/>
             <wp:cNvGraphicFramePr>
               <a:graphicFrameLocks noChangeAspect="1"/>
@@ -1215,7 +1215,7 @@
                   <pic:spPr>
                     <a:xfrm>
                       <a:off x="0" y="0"/>
-                      <a:ext cx="4536000" cy="2929500"/>
+                      <a:ext cx="5256000" cy="3393376"/>
                     </a:xfrm>
                     <a:prstGeom prst="rect"/>
                   </pic:spPr>
@@ -2352,7 +2352,7 @@
       <w:r>
         <w:drawing>
           <wp:inline xmlns:a="http://schemas.openxmlformats.org/drawingml/2006/main" xmlns:pic="http://schemas.openxmlformats.org/drawingml/2006/picture">
-            <wp:extent cx="4896000" cy="2956075"/>
+            <wp:extent cx="5760000" cy="3474939"/>
             <wp:docPr id="2" name="Picture 2"/>
             <wp:cNvGraphicFramePr>
               <a:graphicFrameLocks noChangeAspect="1"/>
@@ -2373,7 +2373,7 @@
                   <pic:spPr>
                     <a:xfrm>
                       <a:off x="0" y="0"/>
-                      <a:ext cx="4896000" cy="2956075"/>
+                      <a:ext cx="5760000" cy="3474939"/>
                     </a:xfrm>
                     <a:prstGeom prst="rect"/>
                   </pic:spPr>
@@ -3030,7 +3030,7 @@
       <w:r>
         <w:drawing>
           <wp:inline xmlns:a="http://schemas.openxmlformats.org/drawingml/2006/main" xmlns:pic="http://schemas.openxmlformats.org/drawingml/2006/picture">
-            <wp:extent cx="4896000" cy="2832000"/>
+            <wp:extent cx="5580000" cy="3225289"/>
             <wp:docPr id="3" name="Picture 3"/>
             <wp:cNvGraphicFramePr>
               <a:graphicFrameLocks noChangeAspect="1"/>
@@ -3051,7 +3051,7 @@
                   <pic:spPr>
                     <a:xfrm>
                       <a:off x="0" y="0"/>
-                      <a:ext cx="4896000" cy="2832000"/>
+                      <a:ext cx="5580000" cy="3225289"/>
                     </a:xfrm>
                     <a:prstGeom prst="rect"/>
                   </pic:spPr>
@@ -4594,7 +4594,7 @@
       <w:r>
         <w:drawing>
           <wp:inline xmlns:a="http://schemas.openxmlformats.org/drawingml/2006/main" xmlns:pic="http://schemas.openxmlformats.org/drawingml/2006/picture">
-            <wp:extent cx="4824000" cy="2855020"/>
+            <wp:extent cx="5364000" cy="3173596"/>
             <wp:docPr id="4" name="Picture 4"/>
             <wp:cNvGraphicFramePr>
               <a:graphicFrameLocks noChangeAspect="1"/>
@@ -4615,7 +4615,7 @@
                   <pic:spPr>
                     <a:xfrm>
                       <a:off x="0" y="0"/>
-                      <a:ext cx="4824000" cy="2855020"/>
+                      <a:ext cx="5364000" cy="3173596"/>
                     </a:xfrm>
                     <a:prstGeom prst="rect"/>
                   </pic:spPr>
@@ -6798,7 +6798,7 @@
       <w:r>
         <w:drawing>
           <wp:inline xmlns:a="http://schemas.openxmlformats.org/drawingml/2006/main" xmlns:pic="http://schemas.openxmlformats.org/drawingml/2006/picture">
-            <wp:extent cx="4752000" cy="2521469"/>
+            <wp:extent cx="5364000" cy="2845865"/>
             <wp:docPr id="5" name="Picture 5"/>
             <wp:cNvGraphicFramePr>
               <a:graphicFrameLocks noChangeAspect="1"/>
@@ -6819,7 +6819,7 @@
                   <pic:spPr>
                     <a:xfrm>
                       <a:off x="0" y="0"/>
-                      <a:ext cx="4752000" cy="2521469"/>
+                      <a:ext cx="5364000" cy="2845865"/>
                     </a:xfrm>
                     <a:prstGeom prst="rect"/>
                   </pic:spPr>
@@ -7473,7 +7473,7 @@
       <w:r>
         <w:drawing>
           <wp:inline xmlns:a="http://schemas.openxmlformats.org/drawingml/2006/main" xmlns:pic="http://schemas.openxmlformats.org/drawingml/2006/picture">
-            <wp:extent cx="4824000" cy="2701440"/>
+            <wp:extent cx="5472000" cy="3390981"/>
             <wp:docPr id="6" name="Picture 6"/>
             <wp:cNvGraphicFramePr>
               <a:graphicFrameLocks noChangeAspect="1"/>
@@ -7494,7 +7494,7 @@
                   <pic:spPr>
                     <a:xfrm>
                       <a:off x="0" y="0"/>
-                      <a:ext cx="4824000" cy="2701440"/>
+                      <a:ext cx="5472000" cy="3390981"/>
                     </a:xfrm>
                     <a:prstGeom prst="rect"/>
                   </pic:spPr>
@@ -8136,15 +8136,16 @@
     <w:p/>
     <w:p>
       <w:pPr>
-        <w:spacing w:line="360" w:lineRule="auto" w:before="300" w:after="160"/>
+        <w:pStyle w:val="9"/>
+        <w:spacing w:before="200" w:after="80"/>
       </w:pPr>
       <w:r>
         <w:rPr>
           <w:rFonts w:ascii="Times New Roman" w:hAnsi="Times New Roman" w:eastAsia="宋体"/>
           <w:b/>
-          <w:sz w:val="28"/>
-        </w:rPr>
-        <w:t>六、测试工程与工具链</w:t>
+          <w:sz w:val="24"/>
+        </w:rPr>
+        <w:t>5.8 工程实现中遇到的问题与解决</w:t>
       </w:r>
     </w:p>
     <w:p>
@@ -8158,21 +8159,7 @@
           <w:b w:val="0"/>
           <w:sz w:val="24"/>
         </w:rPr>
-        <w:t>本章由成员 B 负责，说明测试是怎么组织的、自动化测试踩过哪些坑、中间人工具如何实现，以及构建过程中与工具链相关的三个真实问题。</w:t>
-      </w:r>
-    </w:p>
-    <w:p>
-      <w:pPr>
-        <w:pStyle w:val="9"/>
-        <w:spacing w:before="200" w:after="80"/>
-      </w:pPr>
-      <w:r>
-        <w:rPr>
-          <w:rFonts w:ascii="Times New Roman" w:hAnsi="Times New Roman" w:eastAsia="宋体"/>
-          <w:b/>
-          <w:sz w:val="24"/>
-        </w:rPr>
-        <w:t>6.1 三层测试结构</w:t>
+        <w:t>与密码学部分不同，本章涉及的问题几乎都不会在“单客户端、局域网、纯英文路径”的实验条件下暴露，它们只在多客户端并发、中文用户名、进程被强杀、嵌入静态库时才现形。下列每一条都是真实的排查记录。</w:t>
       </w:r>
     </w:p>
     <w:p>
@@ -8186,7 +8173,513 @@
           <w:rFonts w:ascii="Times New Roman" w:hAnsi="Times New Roman" w:eastAsia="宋体"/>
           <w:sz w:val="21"/>
         </w:rPr>
-        <w:t>表 14  三层测试结构</w:t>
+        <w:t>表 14  网络与客户端部分的典型问题与解决</w:t>
+      </w:r>
+    </w:p>
+    <w:tbl>
+      <w:tblPr>
+        <w:tblStyle w:val="18"/>
+        <w:tblW w:type="auto" w:w="0"/>
+        <w:jc w:val="center"/>
+        <w:tblLook w:firstColumn="1" w:firstRow="1" w:lastColumn="0" w:lastRow="0" w:noHBand="0" w:noVBand="1" w:val="04A0"/>
+      </w:tblPr>
+      <w:tblGrid>
+        <w:gridCol w:w="3118"/>
+        <w:gridCol w:w="3118"/>
+        <w:gridCol w:w="3118"/>
+      </w:tblGrid>
+      <w:tr>
+        <w:tc>
+          <w:tcPr>
+            <w:tcW w:type="dxa" w:w="2608"/>
+          </w:tcPr>
+          <w:p>
+            <w:pPr>
+              <w:jc w:val="center"/>
+            </w:pPr>
+            <w:r/>
+            <w:r>
+              <w:rPr>
+                <w:rFonts w:ascii="Times New Roman" w:hAnsi="Times New Roman" w:eastAsia="宋体"/>
+                <w:b/>
+                <w:sz w:val="16"/>
+              </w:rPr>
+              <w:t>问题现象</w:t>
+            </w:r>
+          </w:p>
+        </w:tc>
+        <w:tc>
+          <w:tcPr>
+            <w:tcW w:type="dxa" w:w="3628"/>
+          </w:tcPr>
+          <w:p>
+            <w:pPr>
+              <w:jc w:val="center"/>
+            </w:pPr>
+            <w:r/>
+            <w:r>
+              <w:rPr>
+                <w:rFonts w:ascii="Times New Roman" w:hAnsi="Times New Roman" w:eastAsia="宋体"/>
+                <w:b/>
+                <w:sz w:val="16"/>
+              </w:rPr>
+              <w:t>根因</w:t>
+            </w:r>
+          </w:p>
+        </w:tc>
+        <w:tc>
+          <w:tcPr>
+            <w:tcW w:type="dxa" w:w="2948"/>
+          </w:tcPr>
+          <w:p>
+            <w:pPr>
+              <w:jc w:val="center"/>
+            </w:pPr>
+            <w:r/>
+            <w:r>
+              <w:rPr>
+                <w:rFonts w:ascii="Times New Roman" w:hAnsi="Times New Roman" w:eastAsia="宋体"/>
+                <w:b/>
+                <w:sz w:val="16"/>
+              </w:rPr>
+              <w:t>解决方式</w:t>
+            </w:r>
+          </w:p>
+        </w:tc>
+      </w:tr>
+      <w:tr>
+        <w:tc>
+          <w:tcPr>
+            <w:tcW w:type="dxa" w:w="2608"/>
+          </w:tcPr>
+          <w:p>
+            <w:r/>
+            <w:r>
+              <w:rPr>
+                <w:rFonts w:ascii="Times New Roman" w:hAnsi="Times New Roman" w:eastAsia="宋体"/>
+                <w:b w:val="0"/>
+                <w:sz w:val="16"/>
+              </w:rPr>
+              <w:t>偶发解密失败，只在双方同时发消息时出现</w:t>
+            </w:r>
+          </w:p>
+        </w:tc>
+        <w:tc>
+          <w:tcPr>
+            <w:tcW w:type="dxa" w:w="3628"/>
+          </w:tcPr>
+          <w:p>
+            <w:r/>
+            <w:r>
+              <w:rPr>
+                <w:rFonts w:ascii="Times New Roman" w:hAnsi="Times New Roman" w:eastAsia="宋体"/>
+                <w:b w:val="0"/>
+                <w:sz w:val="16"/>
+              </w:rPr>
+              <w:t>两帧字节交错：多个线程直接写同一个 socket，长度与载荷被切开</w:t>
+            </w:r>
+          </w:p>
+        </w:tc>
+        <w:tc>
+          <w:tcPr>
+            <w:tcW w:type="dxa" w:w="2948"/>
+          </w:tcPr>
+          <w:p>
+            <w:r/>
+            <w:r>
+              <w:rPr>
+                <w:rFonts w:ascii="Times New Roman" w:hAnsi="Times New Roman" w:eastAsia="宋体"/>
+                <w:b w:val="0"/>
+                <w:sz w:val="16"/>
+              </w:rPr>
+              <w:t>每连接一把写锁 write_mu，长度与载荷在同一临界区内连续写出</w:t>
+            </w:r>
+          </w:p>
+        </w:tc>
+      </w:tr>
+      <w:tr>
+        <w:tc>
+          <w:tcPr>
+            <w:tcW w:type="dxa" w:w="2608"/>
+          </w:tcPr>
+          <w:p>
+            <w:r/>
+            <w:r>
+              <w:rPr>
+                <w:rFonts w:ascii="Times New Roman" w:hAnsi="Times New Roman" w:eastAsia="宋体"/>
+                <w:b w:val="0"/>
+                <w:sz w:val="16"/>
+              </w:rPr>
+              <w:t>一个网络慢的客户端会让所有人卡住</w:t>
+            </w:r>
+          </w:p>
+        </w:tc>
+        <w:tc>
+          <w:tcPr>
+            <w:tcW w:type="dxa" w:w="3628"/>
+          </w:tcPr>
+          <w:p>
+            <w:r/>
+            <w:r>
+              <w:rPr>
+                <w:rFonts w:ascii="Times New Roman" w:hAnsi="Times New Roman" w:eastAsia="宋体"/>
+                <w:b w:val="0"/>
+                <w:sz w:val="16"/>
+              </w:rPr>
+              <w:t>持有全局在线表锁的期间做阻塞写，等于把并发退化成串行</w:t>
+            </w:r>
+          </w:p>
+        </w:tc>
+        <w:tc>
+          <w:tcPr>
+            <w:tcW w:type="dxa" w:w="2948"/>
+          </w:tcPr>
+          <w:p>
+            <w:r/>
+            <w:r>
+              <w:rPr>
+                <w:rFonts w:ascii="Times New Roman" w:hAnsi="Times New Roman" w:eastAsia="宋体"/>
+                <w:b w:val="0"/>
+                <w:sz w:val="16"/>
+              </w:rPr>
+              <w:t>全局锁只用于查表，阻塞写放到锁外完成</w:t>
+            </w:r>
+          </w:p>
+        </w:tc>
+      </w:tr>
+      <w:tr>
+        <w:tc>
+          <w:tcPr>
+            <w:tcW w:type="dxa" w:w="2608"/>
+          </w:tcPr>
+          <w:p>
+            <w:r/>
+            <w:r>
+              <w:rPr>
+                <w:rFonts w:ascii="Times New Roman" w:hAnsi="Times New Roman" w:eastAsia="宋体"/>
+                <w:b w:val="0"/>
+                <w:sz w:val="16"/>
+              </w:rPr>
+              <w:t>给离线用户发消息完全没有提示</w:t>
+            </w:r>
+          </w:p>
+        </w:tc>
+        <w:tc>
+          <w:tcPr>
+            <w:tcW w:type="dxa" w:w="3628"/>
+          </w:tcPr>
+          <w:p>
+            <w:r/>
+            <w:r>
+              <w:rPr>
+                <w:rFonts w:ascii="Times New Roman" w:hAnsi="Times New Roman" w:eastAsia="宋体"/>
+                <w:b w:val="0"/>
+                <w:sz w:val="16"/>
+              </w:rPr>
+              <w:t>SYSTEM 帧缺少 4 字节发送者前缀，客户端解析出的 related_id 错位，分支从未命中</w:t>
+            </w:r>
+          </w:p>
+        </w:tc>
+        <w:tc>
+          <w:tcPr>
+            <w:tcW w:type="dxa" w:w="2948"/>
+          </w:tcPr>
+          <w:p>
+            <w:r/>
+            <w:r>
+              <w:rPr>
+                <w:rFonts w:ascii="Times New Roman" w:hAnsi="Times New Roman" w:eastAsia="宋体"/>
+                <w:b w:val="0"/>
+                <w:sz w:val="16"/>
+              </w:rPr>
+              <w:t>统一走 SendPayload(c, -1, ...) 补齐前缀，客户端按 [ver][type][id][文本] 解析</w:t>
+            </w:r>
+          </w:p>
+        </w:tc>
+      </w:tr>
+      <w:tr>
+        <w:tc>
+          <w:tcPr>
+            <w:tcW w:type="dxa" w:w="2608"/>
+          </w:tcPr>
+          <w:p>
+            <w:r/>
+            <w:r>
+              <w:rPr>
+                <w:rFonts w:ascii="Times New Roman" w:hAnsi="Times New Roman" w:eastAsia="宋体"/>
+                <w:b w:val="0"/>
+                <w:sz w:val="16"/>
+              </w:rPr>
+              <w:t>聊天记录永远不落盘，而且不报任何错</w:t>
+            </w:r>
+          </w:p>
+        </w:tc>
+        <w:tc>
+          <w:tcPr>
+            <w:tcW w:type="dxa" w:w="3628"/>
+          </w:tcPr>
+          <w:p>
+            <w:r/>
+            <w:r>
+              <w:rPr>
+                <w:rFonts w:ascii="Times New Roman" w:hAnsi="Times New Roman" w:eastAsia="宋体"/>
+                <w:b w:val="0"/>
+                <w:sz w:val="16"/>
+              </w:rPr>
+              <w:t>%APPDATA% 在中文用户名下含汉字，fopen_s 是 ANSI 接口，打开失败返回空文件</w:t>
+            </w:r>
+          </w:p>
+        </w:tc>
+        <w:tc>
+          <w:tcPr>
+            <w:tcW w:type="dxa" w:w="2948"/>
+          </w:tcPr>
+          <w:p>
+            <w:r/>
+            <w:r>
+              <w:rPr>
+                <w:rFonts w:ascii="Times New Roman" w:hAnsi="Times New Roman" w:eastAsia="宋体"/>
+                <w:b w:val="0"/>
+                <w:sz w:val="16"/>
+              </w:rPr>
+              <w:t>改用 _wfopen_s，路径与目录全程 wstring</w:t>
+            </w:r>
+          </w:p>
+        </w:tc>
+      </w:tr>
+      <w:tr>
+        <w:tc>
+          <w:tcPr>
+            <w:tcW w:type="dxa" w:w="2608"/>
+          </w:tcPr>
+          <w:p>
+            <w:r/>
+            <w:r>
+              <w:rPr>
+                <w:rFonts w:ascii="Times New Roman" w:hAnsi="Times New Roman" w:eastAsia="宋体"/>
+                <w:b w:val="0"/>
+                <w:sz w:val="16"/>
+              </w:rPr>
+              <w:t>界面与日志中文乱码</w:t>
+            </w:r>
+          </w:p>
+        </w:tc>
+        <w:tc>
+          <w:tcPr>
+            <w:tcW w:type="dxa" w:w="3628"/>
+          </w:tcPr>
+          <w:p>
+            <w:r/>
+            <w:r>
+              <w:rPr>
+                <w:rFonts w:ascii="Times New Roman" w:hAnsi="Times New Roman" w:eastAsia="宋体"/>
+                <w:b w:val="0"/>
+                <w:sz w:val="16"/>
+              </w:rPr>
+              <w:t>源码以 UTF-8 保存，但默认按系统 ANSI 代码页编译，转换时被破坏</w:t>
+            </w:r>
+          </w:p>
+        </w:tc>
+        <w:tc>
+          <w:tcPr>
+            <w:tcW w:type="dxa" w:w="2948"/>
+          </w:tcPr>
+          <w:p>
+            <w:r/>
+            <w:r>
+              <w:rPr>
+                <w:rFonts w:ascii="Times New Roman" w:hAnsi="Times New Roman" w:eastAsia="宋体"/>
+                <w:b w:val="0"/>
+                <w:sz w:val="16"/>
+              </w:rPr>
+              <w:t>统一 /utf-8 编译 + 全部使用 W 系列 API，只在边界做 UTF-8/宽字符转换</w:t>
+            </w:r>
+          </w:p>
+        </w:tc>
+      </w:tr>
+      <w:tr>
+        <w:tc>
+          <w:tcPr>
+            <w:tcW w:type="dxa" w:w="2608"/>
+          </w:tcPr>
+          <w:p>
+            <w:r/>
+            <w:r>
+              <w:rPr>
+                <w:rFonts w:ascii="Times New Roman" w:hAnsi="Times New Roman" w:eastAsia="宋体"/>
+                <w:b w:val="0"/>
+                <w:sz w:val="16"/>
+              </w:rPr>
+              <w:t>CMake 配置阶段直接失败，找不到 Boost</w:t>
+            </w:r>
+          </w:p>
+        </w:tc>
+        <w:tc>
+          <w:tcPr>
+            <w:tcW w:type="dxa" w:w="3628"/>
+          </w:tcPr>
+          <w:p>
+            <w:r/>
+            <w:r>
+              <w:rPr>
+                <w:rFonts w:ascii="Times New Roman" w:hAnsi="Times New Roman" w:eastAsia="宋体"/>
+                <w:b w:val="0"/>
+                <w:sz w:val="16"/>
+              </w:rPr>
+              <w:t>CMake 4 已移除 FindBoost 模块</w:t>
+            </w:r>
+          </w:p>
+        </w:tc>
+        <w:tc>
+          <w:tcPr>
+            <w:tcW w:type="dxa" w:w="2948"/>
+          </w:tcPr>
+          <w:p>
+            <w:r/>
+            <w:r>
+              <w:rPr>
+                <w:rFonts w:ascii="Times New Roman" w:hAnsi="Times New Roman" w:eastAsia="宋体"/>
+                <w:b w:val="0"/>
+                <w:sz w:val="16"/>
+              </w:rPr>
+              <w:t>改用 find_package(Boost CONFIG REQUIRED COMPONENTS system)</w:t>
+            </w:r>
+          </w:p>
+        </w:tc>
+      </w:tr>
+      <w:tr>
+        <w:tc>
+          <w:tcPr>
+            <w:tcW w:type="dxa" w:w="2608"/>
+          </w:tcPr>
+          <w:p>
+            <w:r/>
+            <w:r>
+              <w:rPr>
+                <w:rFonts w:ascii="Times New Roman" w:hAnsi="Times New Roman" w:eastAsia="宋体"/>
+                <w:b w:val="0"/>
+                <w:sz w:val="16"/>
+              </w:rPr>
+              <w:t>服务器崩溃后 ID 被长期占用，重连拿不到原 ID</w:t>
+            </w:r>
+          </w:p>
+        </w:tc>
+        <w:tc>
+          <w:tcPr>
+            <w:tcW w:type="dxa" w:w="3628"/>
+          </w:tcPr>
+          <w:p>
+            <w:r/>
+            <w:r>
+              <w:rPr>
+                <w:rFonts w:ascii="Times New Roman" w:hAnsi="Times New Roman" w:eastAsia="宋体"/>
+                <w:b w:val="0"/>
+                <w:sz w:val="16"/>
+              </w:rPr>
+              <w:t>在线表没有超时回收，掉线的连接永远留在表里</w:t>
+            </w:r>
+          </w:p>
+        </w:tc>
+        <w:tc>
+          <w:tcPr>
+            <w:tcW w:type="dxa" w:w="2948"/>
+          </w:tcPr>
+          <w:p>
+            <w:r/>
+            <w:r>
+              <w:rPr>
+                <w:rFonts w:ascii="Times New Roman" w:hAnsi="Times New Roman" w:eastAsia="宋体"/>
+                <w:b w:val="0"/>
+                <w:sz w:val="16"/>
+              </w:rPr>
+              <w:t>10 秒巡检 + 60 秒无活动即断开并删除表项</w:t>
+            </w:r>
+          </w:p>
+        </w:tc>
+      </w:tr>
+    </w:tbl>
+    <w:p/>
+    <w:p>
+      <w:pPr>
+        <w:spacing w:line="360" w:lineRule="auto"/>
+        <w:ind w:firstLine="480"/>
+      </w:pPr>
+      <w:r>
+        <w:rPr>
+          <w:rFonts w:ascii="Times New Roman" w:hAnsi="Times New Roman" w:eastAsia="宋体"/>
+          <w:b w:val="0"/>
+          <w:sz w:val="24"/>
+        </w:rPr>
+        <w:t>这一组问题里最耗时间的是“离线提示”和“聊天记录不落盘”。两者都属于“静默失败”：功能代码看起来没有问题，也没有异常抛出，只是结果为空。前者的定位靠的是在客户端每个分支加日志，发现那条日志从来没出现过，于是怀疑“根本没走到这个分支”，进而发现了帧头前缀缺字段；后者则是在落盘函数里临时加了一行“打开失败就弹提示”，才发现 fopen_s 一直在失败。</w:t>
+      </w:r>
+    </w:p>
+    <w:p>
+      <w:pPr>
+        <w:spacing w:line="360" w:lineRule="auto"/>
+        <w:ind w:firstLine="480"/>
+      </w:pPr>
+      <w:r>
+        <w:rPr>
+          <w:rFonts w:ascii="Times New Roman" w:hAnsi="Times New Roman" w:eastAsia="宋体"/>
+          <w:b w:val="0"/>
+          <w:sz w:val="24"/>
+        </w:rPr>
+        <w:t>由此形成两条习惯：一是任何“写文件/拿资源”的操作必须检查返回值并给出可见反馈，不允许静默失败；二是异常路径（离线、断线、畸形包、进程被杀）要和正常路径一样被设计进去——否则功能再完整，在实际使用中也只是一个“看起来能用”的原型。</w:t>
+      </w:r>
+    </w:p>
+    <w:p>
+      <w:pPr>
+        <w:spacing w:line="360" w:lineRule="auto" w:before="300" w:after="160"/>
+      </w:pPr>
+      <w:r>
+        <w:rPr>
+          <w:rFonts w:ascii="Times New Roman" w:hAnsi="Times New Roman" w:eastAsia="宋体"/>
+          <w:b/>
+          <w:sz w:val="28"/>
+        </w:rPr>
+        <w:t>六、测试工程与工具链</w:t>
+      </w:r>
+    </w:p>
+    <w:p>
+      <w:pPr>
+        <w:spacing w:line="360" w:lineRule="auto"/>
+        <w:ind w:firstLine="480"/>
+      </w:pPr>
+      <w:r>
+        <w:rPr>
+          <w:rFonts w:ascii="Times New Roman" w:hAnsi="Times New Roman" w:eastAsia="宋体"/>
+          <w:b w:val="0"/>
+          <w:sz w:val="24"/>
+        </w:rPr>
+        <w:t>本章由成员 B 负责，说明测试是怎么组织的、自动化测试踩过哪些坑、中间人工具如何实现，以及构建过程中与工具链相关的三个真实问题。</w:t>
+      </w:r>
+    </w:p>
+    <w:p>
+      <w:pPr>
+        <w:pStyle w:val="9"/>
+        <w:spacing w:before="200" w:after="80"/>
+      </w:pPr>
+      <w:r>
+        <w:rPr>
+          <w:rFonts w:ascii="Times New Roman" w:hAnsi="Times New Roman" w:eastAsia="宋体"/>
+          <w:b/>
+          <w:sz w:val="24"/>
+        </w:rPr>
+        <w:t>6.1 三层测试结构</w:t>
+      </w:r>
+    </w:p>
+    <w:p>
+      <w:pPr>
+        <w:pStyle w:val="6"/>
+        <w:spacing w:after="40"/>
+        <w:jc w:val="center"/>
+      </w:pPr>
+      <w:r>
+        <w:rPr>
+          <w:rFonts w:ascii="Times New Roman" w:hAnsi="Times New Roman" w:eastAsia="宋体"/>
+          <w:sz w:val="21"/>
+        </w:rPr>
+        <w:t>表 15  三层测试结构</w:t>
       </w:r>
     </w:p>
     <w:tbl>
@@ -8524,6 +9017,321 @@
     </w:p>
     <w:p>
       <w:pPr>
+        <w:spacing w:line="360" w:lineRule="auto"/>
+        <w:ind w:firstLine="480"/>
+      </w:pPr>
+      <w:r>
+        <w:rPr>
+          <w:rFonts w:ascii="Times New Roman" w:hAnsi="Times New Roman" w:eastAsia="宋体"/>
+          <w:b w:val="0"/>
+          <w:sz w:val="24"/>
+        </w:rPr>
+        <w:t>除了这两条，工具链本身也踩过几个坑，一并记录如下。这些问题的共同点是：它们影响的不只是代码，而是“证据是否可信”——截图可能是空的、测试可能是假绿的、样本文件可能是乱码的。</w:t>
+      </w:r>
+    </w:p>
+    <w:p>
+      <w:pPr>
+        <w:pStyle w:val="6"/>
+        <w:spacing w:after="40"/>
+        <w:jc w:val="center"/>
+      </w:pPr>
+      <w:r>
+        <w:rPr>
+          <w:rFonts w:ascii="Times New Roman" w:hAnsi="Times New Roman" w:eastAsia="宋体"/>
+          <w:sz w:val="21"/>
+        </w:rPr>
+        <w:t>表 16  测试与工具链的问题记录</w:t>
+      </w:r>
+    </w:p>
+    <w:tbl>
+      <w:tblPr>
+        <w:tblStyle w:val="18"/>
+        <w:tblW w:type="auto" w:w="0"/>
+        <w:jc w:val="center"/>
+        <w:tblLook w:firstColumn="1" w:firstRow="1" w:lastColumn="0" w:lastRow="0" w:noHBand="0" w:noVBand="1" w:val="04A0"/>
+      </w:tblPr>
+      <w:tblGrid>
+        <w:gridCol w:w="3118"/>
+        <w:gridCol w:w="3118"/>
+        <w:gridCol w:w="3118"/>
+      </w:tblGrid>
+      <w:tr>
+        <w:tc>
+          <w:tcPr>
+            <w:tcW w:type="dxa" w:w="2608"/>
+          </w:tcPr>
+          <w:p>
+            <w:pPr>
+              <w:jc w:val="center"/>
+            </w:pPr>
+            <w:r/>
+            <w:r>
+              <w:rPr>
+                <w:rFonts w:ascii="Times New Roman" w:hAnsi="Times New Roman" w:eastAsia="宋体"/>
+                <w:b/>
+                <w:sz w:val="16"/>
+              </w:rPr>
+              <w:t>问题现象</w:t>
+            </w:r>
+          </w:p>
+        </w:tc>
+        <w:tc>
+          <w:tcPr>
+            <w:tcW w:type="dxa" w:w="3628"/>
+          </w:tcPr>
+          <w:p>
+            <w:pPr>
+              <w:jc w:val="center"/>
+            </w:pPr>
+            <w:r/>
+            <w:r>
+              <w:rPr>
+                <w:rFonts w:ascii="Times New Roman" w:hAnsi="Times New Roman" w:eastAsia="宋体"/>
+                <w:b/>
+                <w:sz w:val="16"/>
+              </w:rPr>
+              <w:t>根因</w:t>
+            </w:r>
+          </w:p>
+        </w:tc>
+        <w:tc>
+          <w:tcPr>
+            <w:tcW w:type="dxa" w:w="2948"/>
+          </w:tcPr>
+          <w:p>
+            <w:pPr>
+              <w:jc w:val="center"/>
+            </w:pPr>
+            <w:r/>
+            <w:r>
+              <w:rPr>
+                <w:rFonts w:ascii="Times New Roman" w:hAnsi="Times New Roman" w:eastAsia="宋体"/>
+                <w:b/>
+                <w:sz w:val="16"/>
+              </w:rPr>
+              <w:t>解决方式</w:t>
+            </w:r>
+          </w:p>
+        </w:tc>
+      </w:tr>
+      <w:tr>
+        <w:tc>
+          <w:tcPr>
+            <w:tcW w:type="dxa" w:w="2608"/>
+          </w:tcPr>
+          <w:p>
+            <w:r/>
+            <w:r>
+              <w:rPr>
+                <w:rFonts w:ascii="Times New Roman" w:hAnsi="Times New Roman" w:eastAsia="宋体"/>
+                <w:b w:val="0"/>
+                <w:sz w:val="16"/>
+              </w:rPr>
+              <w:t>自动化测试长期“通过”，实际上什么都没验证</w:t>
+            </w:r>
+          </w:p>
+        </w:tc>
+        <w:tc>
+          <w:tcPr>
+            <w:tcW w:type="dxa" w:w="3628"/>
+          </w:tcPr>
+          <w:p>
+            <w:r/>
+            <w:r>
+              <w:rPr>
+                <w:rFonts w:ascii="Times New Roman" w:hAnsi="Times New Roman" w:eastAsia="宋体"/>
+                <w:b w:val="0"/>
+                <w:sz w:val="16"/>
+              </w:rPr>
+              <w:t>跨进程读多行 EDIT 不可靠，读回空串；断言写的是“不包含错误内容”，空串也满足</w:t>
+            </w:r>
+          </w:p>
+        </w:tc>
+        <w:tc>
+          <w:tcPr>
+            <w:tcW w:type="dxa" w:w="2948"/>
+          </w:tcPr>
+          <w:p>
+            <w:r/>
+            <w:r>
+              <w:rPr>
+                <w:rFonts w:ascii="Times New Roman" w:hAnsi="Times New Roman" w:eastAsia="宋体"/>
+                <w:b w:val="0"/>
+                <w:sz w:val="16"/>
+              </w:rPr>
+              <w:t>放弃读控件，改用 --dump 导出后断言，正则加 (?m)^ 锚点</w:t>
+            </w:r>
+          </w:p>
+        </w:tc>
+      </w:tr>
+      <w:tr>
+        <w:tc>
+          <w:tcPr>
+            <w:tcW w:type="dxa" w:w="2608"/>
+          </w:tcPr>
+          <w:p>
+            <w:r/>
+            <w:r>
+              <w:rPr>
+                <w:rFonts w:ascii="Times New Roman" w:hAnsi="Times New Roman" w:eastAsia="宋体"/>
+                <w:b w:val="0"/>
+                <w:sz w:val="16"/>
+              </w:rPr>
+              <w:t>断言匹配到了脚本自己的回显</w:t>
+            </w:r>
+          </w:p>
+        </w:tc>
+        <w:tc>
+          <w:tcPr>
+            <w:tcW w:type="dxa" w:w="3628"/>
+          </w:tcPr>
+          <w:p>
+            <w:r/>
+            <w:r>
+              <w:rPr>
+                <w:rFonts w:ascii="Times New Roman" w:hAnsi="Times New Roman" w:eastAsia="宋体"/>
+                <w:b w:val="0"/>
+                <w:sz w:val="16"/>
+              </w:rPr>
+              <w:t>包含匹配未锚定行首</w:t>
+            </w:r>
+          </w:p>
+        </w:tc>
+        <w:tc>
+          <w:tcPr>
+            <w:tcW w:type="dxa" w:w="2948"/>
+          </w:tcPr>
+          <w:p>
+            <w:r/>
+            <w:r>
+              <w:rPr>
+                <w:rFonts w:ascii="Times New Roman" w:hAnsi="Times New Roman" w:eastAsia="宋体"/>
+                <w:b w:val="0"/>
+                <w:sz w:val="16"/>
+              </w:rPr>
+              <w:t>只匹配导出文件中的行（行首锚点）</w:t>
+            </w:r>
+          </w:p>
+        </w:tc>
+      </w:tr>
+      <w:tr>
+        <w:tc>
+          <w:tcPr>
+            <w:tcW w:type="dxa" w:w="2608"/>
+          </w:tcPr>
+          <w:p>
+            <w:r/>
+            <w:r>
+              <w:rPr>
+                <w:rFonts w:ascii="Times New Roman" w:hAnsi="Times New Roman" w:eastAsia="宋体"/>
+                <w:b w:val="0"/>
+                <w:sz w:val="16"/>
+              </w:rPr>
+              <w:t>报告里的状态栏截图全是空白</w:t>
+            </w:r>
+          </w:p>
+        </w:tc>
+        <w:tc>
+          <w:tcPr>
+            <w:tcW w:type="dxa" w:w="3628"/>
+          </w:tcPr>
+          <w:p>
+            <w:r/>
+            <w:r>
+              <w:rPr>
+                <w:rFonts w:ascii="Times New Roman" w:hAnsi="Times New Roman" w:eastAsia="宋体"/>
+                <w:b w:val="0"/>
+                <w:sz w:val="16"/>
+              </w:rPr>
+              <w:t>对同一个窗口连续两次 PrintWindow，第二次抓到未就绪的空白帧</w:t>
+            </w:r>
+          </w:p>
+        </w:tc>
+        <w:tc>
+          <w:tcPr>
+            <w:tcW w:type="dxa" w:w="2948"/>
+          </w:tcPr>
+          <w:p>
+            <w:r/>
+            <w:r>
+              <w:rPr>
+                <w:rFonts w:ascii="Times New Roman" w:hAnsi="Times New Roman" w:eastAsia="宋体"/>
+                <w:b w:val="0"/>
+                <w:sz w:val="16"/>
+              </w:rPr>
+              <w:t>一次抓图，全图与状态栏裁剪复用同一张位图</w:t>
+            </w:r>
+          </w:p>
+        </w:tc>
+      </w:tr>
+      <w:tr>
+        <w:tc>
+          <w:tcPr>
+            <w:tcW w:type="dxa" w:w="2608"/>
+          </w:tcPr>
+          <w:p>
+            <w:r/>
+            <w:r>
+              <w:rPr>
+                <w:rFonts w:ascii="Times New Roman" w:hAnsi="Times New Roman" w:eastAsia="宋体"/>
+                <w:b w:val="0"/>
+                <w:sz w:val="16"/>
+              </w:rPr>
+              <w:t>生成的样本文件中文乱码</w:t>
+            </w:r>
+          </w:p>
+        </w:tc>
+        <w:tc>
+          <w:tcPr>
+            <w:tcW w:type="dxa" w:w="3628"/>
+          </w:tcPr>
+          <w:p>
+            <w:r/>
+            <w:r>
+              <w:rPr>
+                <w:rFonts w:ascii="Times New Roman" w:hAnsi="Times New Roman" w:eastAsia="宋体"/>
+                <w:b w:val="0"/>
+                <w:sz w:val="16"/>
+              </w:rPr>
+              <w:t>PowerShell 5.1 以 ANSI 读取 .ps1，脚本里的中文被破坏</w:t>
+            </w:r>
+          </w:p>
+        </w:tc>
+        <w:tc>
+          <w:tcPr>
+            <w:tcW w:type="dxa" w:w="2948"/>
+          </w:tcPr>
+          <w:p>
+            <w:r/>
+            <w:r>
+              <w:rPr>
+                <w:rFonts w:ascii="Times New Roman" w:hAnsi="Times New Roman" w:eastAsia="宋体"/>
+                <w:b w:val="0"/>
+                <w:sz w:val="16"/>
+              </w:rPr>
+              <w:t>脚本保持纯 ASCII，中文标签由 Python 侧补上</w:t>
+            </w:r>
+          </w:p>
+        </w:tc>
+      </w:tr>
+    </w:tbl>
+    <w:p/>
+    <w:p>
+      <w:pPr>
+        <w:spacing w:line="360" w:lineRule="auto"/>
+        <w:ind w:firstLine="480"/>
+      </w:pPr>
+      <w:r>
+        <w:rPr>
+          <w:rFonts w:ascii="Times New Roman" w:hAnsi="Times New Roman" w:eastAsia="宋体"/>
+          <w:b w:val="0"/>
+          <w:sz w:val="24"/>
+        </w:rPr>
+        <w:t>第三条和第四条是写报告时才暴露的：截图脚本本身没有错，但它给出的“证据”是空白或乱码的，如果直接拿去用，报告里就会出现“声称验证过、但截图什么也看不到”的尴尬。因此现在每生成一版报告，都会先目视校验关键截图（安全码是否可读、密文是否真是密文），再检查文档里的数值是否与截图一致。</w:t>
+      </w:r>
+    </w:p>
+    <w:p>
+      <w:pPr>
         <w:pStyle w:val="9"/>
         <w:spacing w:before="200" w:after="80"/>
       </w:pPr>
@@ -8558,7 +9366,7 @@
       <w:r>
         <w:drawing>
           <wp:inline xmlns:a="http://schemas.openxmlformats.org/drawingml/2006/main" xmlns:pic="http://schemas.openxmlformats.org/drawingml/2006/picture">
-            <wp:extent cx="4464000" cy="2095347"/>
+            <wp:extent cx="5364000" cy="3065735"/>
             <wp:docPr id="7" name="Picture 7"/>
             <wp:cNvGraphicFramePr>
               <a:graphicFrameLocks noChangeAspect="1"/>
@@ -8579,7 +9387,7 @@
                   <pic:spPr>
                     <a:xfrm>
                       <a:off x="0" y="0"/>
-                      <a:ext cx="4464000" cy="2095347"/>
+                      <a:ext cx="5364000" cy="3065735"/>
                     </a:xfrm>
                     <a:prstGeom prst="rect"/>
                   </pic:spPr>
@@ -8774,7 +9582,7 @@
           <w:rFonts w:ascii="Times New Roman" w:hAnsi="Times New Roman" w:eastAsia="宋体"/>
           <w:sz w:val="21"/>
         </w:rPr>
-        <w:t>表 15  构建依赖</w:t>
+        <w:t>表 17  构建依赖</w:t>
       </w:r>
     </w:p>
     <w:tbl>
@@ -9139,7 +9947,7 @@
           <w:rFonts w:ascii="Times New Roman" w:hAnsi="Times New Roman" w:eastAsia="宋体"/>
           <w:sz w:val="21"/>
         </w:rPr>
-        <w:t>表 16  测试与工具链关键函数</w:t>
+        <w:t>表 18  测试与工具链关键函数</w:t>
       </w:r>
     </w:p>
     <w:tbl>
@@ -9558,7 +10366,7 @@
           <w:rFonts w:ascii="Times New Roman" w:hAnsi="Times New Roman" w:eastAsia="宋体"/>
           <w:sz w:val="21"/>
         </w:rPr>
-        <w:t>表 17  测试环境</w:t>
+        <w:t>表 19  测试环境</w:t>
       </w:r>
     </w:p>
     <w:tbl>
@@ -9820,7 +10628,7 @@
       <w:r>
         <w:drawing>
           <wp:inline xmlns:a="http://schemas.openxmlformats.org/drawingml/2006/main" xmlns:pic="http://schemas.openxmlformats.org/drawingml/2006/picture">
-            <wp:extent cx="4608000" cy="2156936"/>
+            <wp:extent cx="5760000" cy="2925714"/>
             <wp:docPr id="8" name="Picture 8"/>
             <wp:cNvGraphicFramePr>
               <a:graphicFrameLocks noChangeAspect="1"/>
@@ -9841,7 +10649,7 @@
                   <pic:spPr>
                     <a:xfrm>
                       <a:off x="0" y="0"/>
-                      <a:ext cx="4608000" cy="2156936"/>
+                      <a:ext cx="5760000" cy="2925714"/>
                     </a:xfrm>
                     <a:prstGeom prst="rect"/>
                   </pic:spPr>
@@ -9901,7 +10709,7 @@
       <w:r>
         <w:drawing>
           <wp:inline xmlns:a="http://schemas.openxmlformats.org/drawingml/2006/main" xmlns:pic="http://schemas.openxmlformats.org/drawingml/2006/picture">
-            <wp:extent cx="4464000" cy="2871375"/>
+            <wp:extent cx="5760000" cy="6632727"/>
             <wp:docPr id="9" name="Picture 9"/>
             <wp:cNvGraphicFramePr>
               <a:graphicFrameLocks noChangeAspect="1"/>
@@ -9922,7 +10730,7 @@
                   <pic:spPr>
                     <a:xfrm>
                       <a:off x="0" y="0"/>
-                      <a:ext cx="4464000" cy="2871375"/>
+                      <a:ext cx="5760000" cy="6632727"/>
                     </a:xfrm>
                     <a:prstGeom prst="rect"/>
                   </pic:spPr>
@@ -9957,7 +10765,7 @@
           <w:rFonts w:ascii="Times New Roman" w:hAnsi="Times New Roman" w:eastAsia="宋体"/>
           <w:sz w:val="21"/>
         </w:rPr>
-        <w:t>表 18  自测分组与覆盖点</w:t>
+        <w:t>表 20  自测分组与覆盖点</w:t>
       </w:r>
     </w:p>
     <w:tbl>
@@ -10488,7 +11296,7 @@
           <w:rFonts w:ascii="Times New Roman" w:hAnsi="Times New Roman" w:eastAsia="宋体"/>
           <w:sz w:val="21"/>
         </w:rPr>
-        <w:t>表 19  功能测试用例</w:t>
+        <w:t>表 21  功能测试用例</w:t>
       </w:r>
     </w:p>
     <w:tbl>
@@ -11774,7 +12582,7 @@
       <w:r>
         <w:drawing>
           <wp:inline xmlns:a="http://schemas.openxmlformats.org/drawingml/2006/main" xmlns:pic="http://schemas.openxmlformats.org/drawingml/2006/picture">
-            <wp:extent cx="4464000" cy="3075200"/>
+            <wp:extent cx="5616000" cy="4138105"/>
             <wp:docPr id="10" name="Picture 10"/>
             <wp:cNvGraphicFramePr>
               <a:graphicFrameLocks noChangeAspect="1"/>
@@ -11795,7 +12603,7 @@
                   <pic:spPr>
                     <a:xfrm>
                       <a:off x="0" y="0"/>
-                      <a:ext cx="4464000" cy="3075200"/>
+                      <a:ext cx="5616000" cy="4138105"/>
                     </a:xfrm>
                     <a:prstGeom prst="rect"/>
                   </pic:spPr>
@@ -11830,7 +12638,7 @@
           <w:b w:val="0"/>
           <w:sz w:val="24"/>
         </w:rPr>
-        <w:t>正常情况下的关键证据是两端安全码必须完全相同。下面两张图分别是接收端与发送端的底部状态栏，安全码均为 096737、密钥指纹均为 b39d44a1bc1201a0，说明双方确实协商出了同一把会话密钥。</w:t>
+        <w:t>正常情况下的关键证据是两端安全码必须完全相同。下面两张图分别是接收端与发送端的底部状态栏，安全码均为 697441、密钥指纹均为 e881ae8fd6bfee3f，说明双方确实协商出了同一把会话密钥。</w:t>
       </w:r>
     </w:p>
     <w:p>
@@ -11841,7 +12649,7 @@
       <w:r>
         <w:drawing>
           <wp:inline xmlns:a="http://schemas.openxmlformats.org/drawingml/2006/main" xmlns:pic="http://schemas.openxmlformats.org/drawingml/2006/picture">
-            <wp:extent cx="4464000" cy="287680"/>
+            <wp:extent cx="5688000" cy="389178"/>
             <wp:docPr id="11" name="Picture 11"/>
             <wp:cNvGraphicFramePr>
               <a:graphicFrameLocks noChangeAspect="1"/>
@@ -11862,7 +12670,7 @@
                   <pic:spPr>
                     <a:xfrm>
                       <a:off x="0" y="0"/>
-                      <a:ext cx="4464000" cy="287680"/>
+                      <a:ext cx="5688000" cy="389178"/>
                     </a:xfrm>
                     <a:prstGeom prst="rect"/>
                   </pic:spPr>
@@ -11883,7 +12691,7 @@
           <w:rFonts w:ascii="Times New Roman" w:hAnsi="Times New Roman" w:eastAsia="宋体"/>
           <w:sz w:val="21"/>
         </w:rPr>
-        <w:t>图 11  接收端（用户 2）状态栏：安全码 096737</w:t>
+        <w:t>图 11  接收端（用户 2）状态栏：安全码 697441</w:t>
       </w:r>
     </w:p>
     <w:p>
@@ -11894,7 +12702,7 @@
       <w:r>
         <w:drawing>
           <wp:inline xmlns:a="http://schemas.openxmlformats.org/drawingml/2006/main" xmlns:pic="http://schemas.openxmlformats.org/drawingml/2006/picture">
-            <wp:extent cx="4464000" cy="287680"/>
+            <wp:extent cx="5688000" cy="389178"/>
             <wp:docPr id="12" name="Picture 12"/>
             <wp:cNvGraphicFramePr>
               <a:graphicFrameLocks noChangeAspect="1"/>
@@ -11915,7 +12723,7 @@
                   <pic:spPr>
                     <a:xfrm>
                       <a:off x="0" y="0"/>
-                      <a:ext cx="4464000" cy="287680"/>
+                      <a:ext cx="5688000" cy="389178"/>
                     </a:xfrm>
                     <a:prstGeom prst="rect"/>
                   </pic:spPr>
@@ -11936,7 +12744,7 @@
           <w:rFonts w:ascii="Times New Roman" w:hAnsi="Times New Roman" w:eastAsia="宋体"/>
           <w:sz w:val="21"/>
         </w:rPr>
-        <w:t>图 12  发送端（用户 1）状态栏：安全码同样是 096737</w:t>
+        <w:t>图 12  发送端（用户 1）状态栏：安全码同样是 697441</w:t>
       </w:r>
     </w:p>
     <w:p>
@@ -11964,7 +12772,7 @@
           <w:rFonts w:ascii="Times New Roman" w:hAnsi="Times New Roman" w:eastAsia="宋体"/>
           <w:sz w:val="21"/>
         </w:rPr>
-        <w:t>表 20  健壮性测试用例</w:t>
+        <w:t>表 22  健壮性测试用例</w:t>
       </w:r>
     </w:p>
     <w:tbl>
@@ -12840,7 +13648,7 @@
       <w:r>
         <w:drawing>
           <wp:inline xmlns:a="http://schemas.openxmlformats.org/drawingml/2006/main" xmlns:pic="http://schemas.openxmlformats.org/drawingml/2006/picture">
-            <wp:extent cx="4464000" cy="3075200"/>
+            <wp:extent cx="5616000" cy="4138105"/>
             <wp:docPr id="13" name="Picture 13"/>
             <wp:cNvGraphicFramePr>
               <a:graphicFrameLocks noChangeAspect="1"/>
@@ -12861,7 +13669,7 @@
                   <pic:spPr>
                     <a:xfrm>
                       <a:off x="0" y="0"/>
-                      <a:ext cx="4464000" cy="3075200"/>
+                      <a:ext cx="5616000" cy="4138105"/>
                     </a:xfrm>
                     <a:prstGeom prst="rect"/>
                   </pic:spPr>
@@ -12907,7 +13715,7 @@
       <w:r>
         <w:drawing>
           <wp:inline xmlns:a="http://schemas.openxmlformats.org/drawingml/2006/main" xmlns:pic="http://schemas.openxmlformats.org/drawingml/2006/picture">
-            <wp:extent cx="4464000" cy="287680"/>
+            <wp:extent cx="5688000" cy="389178"/>
             <wp:docPr id="14" name="Picture 14"/>
             <wp:cNvGraphicFramePr>
               <a:graphicFrameLocks noChangeAspect="1"/>
@@ -12928,7 +13736,7 @@
                   <pic:spPr>
                     <a:xfrm>
                       <a:off x="0" y="0"/>
-                      <a:ext cx="4464000" cy="287680"/>
+                      <a:ext cx="5688000" cy="389178"/>
                     </a:xfrm>
                     <a:prstGeom prst="rect"/>
                   </pic:spPr>
@@ -12988,7 +13796,7 @@
       <w:r>
         <w:drawing>
           <wp:inline xmlns:a="http://schemas.openxmlformats.org/drawingml/2006/main" xmlns:pic="http://schemas.openxmlformats.org/drawingml/2006/picture">
-            <wp:extent cx="4464000" cy="737025"/>
+            <wp:extent cx="5760000" cy="1753766"/>
             <wp:docPr id="15" name="Picture 15"/>
             <wp:cNvGraphicFramePr>
               <a:graphicFrameLocks noChangeAspect="1"/>
@@ -13009,7 +13817,7 @@
                   <pic:spPr>
                     <a:xfrm>
                       <a:off x="0" y="0"/>
-                      <a:ext cx="4464000" cy="737025"/>
+                      <a:ext cx="5760000" cy="1753766"/>
                     </a:xfrm>
                     <a:prstGeom prst="rect"/>
                   </pic:spPr>
@@ -13072,7 +13880,7 @@
           <w:rFonts w:ascii="Times New Roman" w:hAnsi="Times New Roman" w:eastAsia="宋体"/>
           <w:sz w:val="21"/>
         </w:rPr>
-        <w:t>表 21  安全专项测试用例</w:t>
+        <w:t>表 23  安全专项测试用例</w:t>
       </w:r>
     </w:p>
     <w:tbl>
@@ -13688,7 +14496,7 @@
       <w:r>
         <w:drawing>
           <wp:inline xmlns:a="http://schemas.openxmlformats.org/drawingml/2006/main" xmlns:pic="http://schemas.openxmlformats.org/drawingml/2006/picture">
-            <wp:extent cx="4464000" cy="2095347"/>
+            <wp:extent cx="5364000" cy="3065735"/>
             <wp:docPr id="16" name="Picture 16"/>
             <wp:cNvGraphicFramePr>
               <a:graphicFrameLocks noChangeAspect="1"/>
@@ -13709,7 +14517,7 @@
                   <pic:spPr>
                     <a:xfrm>
                       <a:off x="0" y="0"/>
-                      <a:ext cx="4464000" cy="2095347"/>
+                      <a:ext cx="5364000" cy="3065735"/>
                     </a:xfrm>
                     <a:prstGeom prst="rect"/>
                   </pic:spPr>
@@ -13809,7 +14617,7 @@
           <w:rFonts w:ascii="Consolas" w:hAnsi="Consolas" w:eastAsia="宋体"/>
           <w:sz w:val="18"/>
         </w:rPr>
-        <w:t>[MITM]   用户 1 看到 639360   用户 2 看到 848529</w:t>
+        <w:t>[MITM]   用户 1 看到 761443   用户 2 看到 975671</w:t>
       </w:r>
     </w:p>
     <w:p>
@@ -13835,7 +14643,7 @@
           <w:rFonts w:ascii="Consolas" w:hAnsi="Consolas" w:eastAsia="宋体"/>
           <w:sz w:val="18"/>
         </w:rPr>
-        <w:t>[抓包]   密文 39 字节，前 16 字节 f37e78d8ddfda3a00d376a735fc105bb</w:t>
+        <w:t>[抓包]   密文 39 字节，前 16 字节 0f7be79848e97de267ede98324e6a570</w:t>
       </w:r>
     </w:p>
     <w:p>
@@ -13874,7 +14682,7 @@
       <w:r>
         <w:drawing>
           <wp:inline xmlns:a="http://schemas.openxmlformats.org/drawingml/2006/main" xmlns:pic="http://schemas.openxmlformats.org/drawingml/2006/picture">
-            <wp:extent cx="4320000" cy="2976000"/>
+            <wp:extent cx="5616000" cy="4138105"/>
             <wp:docPr id="17" name="Picture 17"/>
             <wp:cNvGraphicFramePr>
               <a:graphicFrameLocks noChangeAspect="1"/>
@@ -13895,7 +14703,7 @@
                   <pic:spPr>
                     <a:xfrm>
                       <a:off x="0" y="0"/>
-                      <a:ext cx="4320000" cy="2976000"/>
+                      <a:ext cx="5616000" cy="4138105"/>
                     </a:xfrm>
                     <a:prstGeom prst="rect"/>
                   </pic:spPr>
@@ -13916,7 +14724,7 @@
           <w:rFonts w:ascii="Times New Roman" w:hAnsi="Times New Roman" w:eastAsia="宋体"/>
           <w:sz w:val="21"/>
         </w:rPr>
-        <w:t>图 17  被劫持的用户 1 界面：状态栏安全码 639360</w:t>
+        <w:t>图 17  被劫持的用户 1 界面：状态栏安全码 761443</w:t>
       </w:r>
     </w:p>
     <w:p>
@@ -13927,7 +14735,7 @@
       <w:r>
         <w:drawing>
           <wp:inline xmlns:a="http://schemas.openxmlformats.org/drawingml/2006/main" xmlns:pic="http://schemas.openxmlformats.org/drawingml/2006/picture">
-            <wp:extent cx="4464000" cy="277760"/>
+            <wp:extent cx="5688000" cy="389178"/>
             <wp:docPr id="18" name="Picture 18"/>
             <wp:cNvGraphicFramePr>
               <a:graphicFrameLocks noChangeAspect="1"/>
@@ -13948,7 +14756,7 @@
                   <pic:spPr>
                     <a:xfrm>
                       <a:off x="0" y="0"/>
-                      <a:ext cx="4464000" cy="277760"/>
+                      <a:ext cx="5688000" cy="389178"/>
                     </a:xfrm>
                     <a:prstGeom prst="rect"/>
                   </pic:spPr>
@@ -13969,7 +14777,7 @@
           <w:rFonts w:ascii="Times New Roman" w:hAnsi="Times New Roman" w:eastAsia="宋体"/>
           <w:sz w:val="21"/>
         </w:rPr>
-        <w:t>图 18  用户 1 状态栏：安全码 639360，指纹 5019b344bcd81b5a</w:t>
+        <w:t>图 18  用户 1 状态栏：安全码 761443，指纹 79a556b6c6393f9f</w:t>
       </w:r>
     </w:p>
     <w:p>
@@ -13980,7 +14788,7 @@
       <w:r>
         <w:drawing>
           <wp:inline xmlns:a="http://schemas.openxmlformats.org/drawingml/2006/main" xmlns:pic="http://schemas.openxmlformats.org/drawingml/2006/picture">
-            <wp:extent cx="4464000" cy="277760"/>
+            <wp:extent cx="5688000" cy="389178"/>
             <wp:docPr id="19" name="Picture 19"/>
             <wp:cNvGraphicFramePr>
               <a:graphicFrameLocks noChangeAspect="1"/>
@@ -14001,7 +14809,7 @@
                   <pic:spPr>
                     <a:xfrm>
                       <a:off x="0" y="0"/>
-                      <a:ext cx="4464000" cy="277760"/>
+                      <a:ext cx="5688000" cy="389178"/>
                     </a:xfrm>
                     <a:prstGeom prst="rect"/>
                   </pic:spPr>
@@ -14022,7 +14830,7 @@
           <w:rFonts w:ascii="Times New Roman" w:hAnsi="Times New Roman" w:eastAsia="宋体"/>
           <w:sz w:val="21"/>
         </w:rPr>
-        <w:t>图 19  用户 2 状态栏：安全码 848529，指纹 ffdc2e42cd1ae5af（与用户 1 不同）</w:t>
+        <w:t>图 19  用户 2 状态栏：安全码 975671，指纹 a14855aa11dc61a0（与用户 1 不同）</w:t>
       </w:r>
     </w:p>
     <w:p>
@@ -14180,7 +14988,7 @@
           <w:rFonts w:ascii="Times New Roman" w:hAnsi="Times New Roman" w:eastAsia="宋体"/>
           <w:sz w:val="21"/>
         </w:rPr>
-        <w:t>表 22  交付物清单</w:t>
+        <w:t>表 24  交付物清单</w:t>
       </w:r>
     </w:p>
     <w:tbl>
@@ -14513,7 +15321,7 @@
           <w:rFonts w:ascii="Times New Roman" w:hAnsi="Times New Roman" w:eastAsia="宋体"/>
           <w:sz w:val="21"/>
         </w:rPr>
-        <w:t>表 23  项目亮点回顾</w:t>
+        <w:t>表 25  项目亮点回顾</w:t>
       </w:r>
     </w:p>
     <w:tbl>
@@ -14832,7 +15640,7 @@
           <w:rFonts w:ascii="Times New Roman" w:hAnsi="Times New Roman" w:eastAsia="宋体"/>
           <w:sz w:val="21"/>
         </w:rPr>
-        <w:t>表 24  不足与改进方向</w:t>
+        <w:t>表 26  不足与改进方向</w:t>
       </w:r>
     </w:p>
     <w:tbl>

--- a/docs/专业程序设计报告-成员B-网络与工程化方向.docx
+++ b/docs/专业程序设计报告-成员B-网络与工程化方向.docx
@@ -6798,7 +6798,7 @@
       <w:r>
         <w:drawing>
           <wp:inline xmlns:a="http://schemas.openxmlformats.org/drawingml/2006/main" xmlns:pic="http://schemas.openxmlformats.org/drawingml/2006/picture">
-            <wp:extent cx="5364000" cy="2845865"/>
+            <wp:extent cx="5364000" cy="3065735"/>
             <wp:docPr id="5" name="Picture 5"/>
             <wp:cNvGraphicFramePr>
               <a:graphicFrameLocks noChangeAspect="1"/>
@@ -6819,7 +6819,7 @@
                   <pic:spPr>
                     <a:xfrm>
                       <a:off x="0" y="0"/>
-                      <a:ext cx="5364000" cy="2845865"/>
+                      <a:ext cx="5364000" cy="3065735"/>
                     </a:xfrm>
                     <a:prstGeom prst="rect"/>
                   </pic:spPr>

--- a/docs/专业程序设计报告-成员B-网络与工程化方向.docx
+++ b/docs/专业程序设计报告-成员B-网络与工程化方向.docx
@@ -2132,7 +2132,7 @@
                 <w:b w:val="0"/>
                 <w:sz w:val="18"/>
               </w:rPr>
-              <w:t>心跳 5 s / 超时 15 s / 3 s 重试</w:t>
+              <w:t>心跳 5 s / 超时 15 s / 重连 2 s</w:t>
             </w:r>
           </w:p>
         </w:tc>
@@ -5318,7 +5318,7 @@
                 <w:b w:val="0"/>
                 <w:sz w:val="17"/>
               </w:rPr>
-              <w:t>3 s</w:t>
+              <w:t>2 s</w:t>
             </w:r>
           </w:p>
         </w:tc>
@@ -5334,7 +5334,7 @@
                 <w:b w:val="0"/>
                 <w:sz w:val="17"/>
               </w:rPr>
-              <w:t>客户端定时器</w:t>
+              <w:t>客户端定时器（SetTimer 2000 ms）</w:t>
             </w:r>
           </w:p>
         </w:tc>
@@ -6129,7 +6129,7 @@
                 <w:b w:val="0"/>
                 <w:sz w:val="17"/>
               </w:rPr>
-              <w:t>关闭 socket，清空会话，3 秒后重连</w:t>
+              <w:t>关闭 socket，清空会话，2 秒后重连</w:t>
             </w:r>
           </w:p>
         </w:tc>
@@ -6854,7 +6854,7 @@
           <w:b w:val="0"/>
           <w:sz w:val="24"/>
         </w:rPr>
-        <w:t>状态机的每条边都有明确的触发条件与用户提示：连接成功写“已连接服务器 · 我的 ID 是 N”；握手完成写“与用户 X 的加密会话已建立 · 安全码 …… · 密钥指纹 ……”；断线写红色的“与服务器断开，正在重试连接…”。断线时会清空会话表，重连后必须重新握手——旧会话密钥随旧 socket 一起丢弃，这正是前向保密在工程上的体现。</w:t>
+        <w:t>状态机的每条边都有明确的触发条件与用户提示：连接成功写“已连接服务器 · 我的 ID 是 N”；握手完成写“与用户 X 的加密会话已建立 · 安全码 …… · 密钥指纹 ……”；断线写红色的“与服务器断开，正在重试连接…”。定时器每 2 秒跑一次：距上次 PING 超过 5 秒就补发一条心跳，超过 15 秒没收到 PONG 就判定断线；断线时会清空会话表，重连后必须重新握手——旧会话密钥随旧 socket 一起丢弃，这正是前向保密在工程上的体现。</w:t>
       </w:r>
     </w:p>
     <w:p>
